--- a/example_articles/states/Utah/2.states_Utah_New_York_Times.docx
+++ b/example_articles/states/Utah/2.states_Utah_New_York_Times.docx
@@ -7,7 +7,7 @@
         <w:pStyle w:val="Heading1"/>
       </w:pPr>
       <w:r>
-        <w:t>A Former Ghost Town Faces Prosperity's Demons</w:t>
+        <w:t>STUDY SAYS HEDGES MAY STOP BURGLARS</w:t>
       </w:r>
     </w:p>
     <w:p>
@@ -17,17 +17,17 @@
     </w:p>
     <w:p>
       <w:r>
-        <w:t>Date: 1996-01-31</w:t>
+        <w:t>Date: 1983-11-17</w:t>
       </w:r>
     </w:p>
     <w:p>
       <w:r>
-        <w:t>Section: Section A;  ; Section A;   Page 10;   Column 1;   National Desk  ; Column 1;</w:t>
+        <w:t>Section: Section C; Page 11, Column 3; Home Desk</w:t>
       </w:r>
     </w:p>
     <w:p>
       <w:r>
-        <w:t>Source file: NYT/45.DOCX</w:t>
+        <w:t>Source file: NYT/35.DOCX</w:t>
       </w:r>
     </w:p>
     <w:p>
@@ -49,63 +49,31 @@
     </w:p>
     <w:p>
       <w:r>
-        <w:t>Half a century ago, residents clinging to this played-out silver-mining town grumbled when Park City was listed in the guidebook "Ghost Towns of the West."</w:t>
+        <w:t>A neatly trimmed hedge could be as effective as a locked door in stopping a burglar, research by a University of Utah graduate student shows.</w:t>
         <w:br/>
-        <w:t>On Feb. 1, the town surrenders to changing times. Facing a crush of shoppers bound for Main Street's art galleries and jewelry stores, Park City inaugurates a municipal system of valet parking.</w:t>
+        <w:t>The student, Barbara B. Brown, who was awarded a Ph.D. in psychology recently, said psychological barriers are often as important as physical ones in preventing burglaries. Although a burglar could easily get around or over a hedge, she said, the would-be intruder will tend to obey its symbolic ''Keep Out'' message.</w:t>
         <w:br/>
-        <w:t>A century after joining the union, Utah has shed its image as a desert colonized by eccentric Mormon polygamists and has become a magnet for migrants enjoying the economic boom of the Rocky Mountains.</w:t>
+        <w:t>Comment on studies showing that hedges and other shrubbery planted around homes tend to discourage burglars (S)</w:t>
         <w:br/>
-        <w:t>But with economic development in the region has come a lack of affordable housing, traffic jams on alpine highways and a backlash against growth. Here in Park City, a ski resort in mountains half an hour east of Salt Lake City, many people say the town is gorging on growth.</w:t>
+        <w:t>''Psychologists have long discussed the tendency of people to develop possessive feelings or have a sense of territoriality, particularly about their homes,'' she said. When the sense of territoriality is expressed through landscaping features, Dr. Brown said, burglars tend to respect it by avoiding that house.</w:t>
         <w:br/>
-        <w:t>"That's the enemy," Chuck Klingenstein, a newly elected Councilman, said as he watched a line of four-wheel-drive vehicles crawling up a slushy street here.</w:t>
+        <w:t>Her research confirmed that high fences and locked doors reduce the risk that a house will be robbed. But Dr. Brown found that many purely symbolic barriers seem to be just as effective in making a burglar decide against robbing a house.</w:t>
         <w:br/>
-        <w:t>Bill Coleman, a local real estate pioneer, recalled: "In 1970, I offered 6,000 bucks for my first house here. The owners said they would take $4,000 because an avalanche of snow had taken off the bathroom. Today, that miner's shack been remodeled a dozen times, and it's worth $250,000."</w:t>
+        <w:t>She said even shrubs and trees planted near a house will reduce its chances of being robbed because the dwelling looks less exposed than a house without them.</w:t>
         <w:br/>
-        <w:t>Since 1990, Utah has added about 180,000 people -- the equivalent of another Salt Lake City -- many of them disaffected Californians. In the next decade, the state's population is expected to balloon by a quarter.</w:t>
+        <w:t>''Residents who expressed pride in their homes, who believed their homes gave them privacy and who knew their neighbors were less likely to have experienced burglaries,'' she said.  ''The same principle applied to whole streets,'' she said. Cul-de-sacs had fewer burglaries than did straight streets, apparently because the enclosed nature of the area served as a symbolic barrier communicating a feeling of group possessiveness.</w:t>
         <w:br/>
-        <w:t>The state economy has grown at 5 percent a year since 1990, creating jobs at a rate that nationwide is second only to Nevada. Utah now boasts a 2.8 percent unemployment rate, half the national level. Cutting taxes every year since 1993, Utah is ranked as the nation's best-managed state by Financial World, a magazine based in New York.</w:t>
+        <w:t>In contrast, streets with traffic signs had more burglaries. She theorized that that was because they are used more by outsiders and therefore have little privacy.</w:t>
         <w:br/>
-        <w:t>As just one example of how the state has grown, the number of information technology companies in Utah is second only to that for California, which has 16 times Utah's population of two million. This year Micron Technology is building a $2.5 billion computer chip manufacturing plant near Salt Lake City.</w:t>
+        <w:t>In addition, she found that the kind of neighborhood a house is in affects its chances of being robbed. Houses in neighborhoods that convey a sense of territoriality because they are well kept and are isolated from business and industrial areas have the lowest risk.</w:t>
         <w:br/>
-        <w:t>A high birth rate among Mormons and the fact that the California migrants include a large number of Mormons have kept Utah's population 75 percent Mormon. Employers say they are attracted by the Mormons' work ethic and abstinence from alcohol and tobacco. (Polygamy has been outlawed for more than a century.)</w:t>
+        <w:t>Dr. Brown said the psychological barrier presented by a neighborhood with a feeling of closed territoriality works even when it contains expensive houses, seemingly prime targets for burglars. On the other hand, she said, burglars will often rob working- class houses if the neighborhoods lack a sense of territoriality.</w:t>
         <w:br/>
-        <w:t>Nowhere is the debate over growth more vocal than here in Summit County, which registered a population growth rate of 39 percent during the first half of the decade, the second-fastest in the nation. With 22,000 people, Summit County has real estate valued at $3.4 billion.</w:t>
+        <w:t>Dr. Brown conducted the research for her dissertation in two contrasting neighborhoods in the Salt Lake City area. She studied Olympus Hills, an upper-class suburban area, and South Salt Lake, an industrial section with a few residential areas containing mostly lower-middle-class and lower- income families.</w:t>
         <w:br/>
-        <w:t>In Park City, economic development is hitched to tourism. Growing at 6 percent a year in the 1990's, tourism revenue in Utah now is $3.4 billion annually -- more than mining, ranching and farming combined.</w:t>
+        <w:t>Dr. Brown studied 300 houses in Olympus Hills. She looked at 100 houses that had been robbed and 100 that had not. She also studied an additional 100 houses that had not been robbed even though they were on streets where several burglaries had occurred.</w:t>
         <w:br/>
-        <w:t>And with the Winter Olympics coming to Salt Lake City in 2002, tourism will only grow, analysts agree. Most Alpine events are to take place in Park City, Utah's largest skiing center, where snow-covered mountains loom over a 7,000-foot-high urban center. Plans call for an 800-seat arts complex and 550 more hotel rooms.</w:t>
-        <w:br/>
-        <w:t>"It took 110 years to reach our first billion," Toby Ross, the city manager, said of the town's $1 billion in assessed real estate value in 1994. "It will probably take us another seven years to reach our second billion."</w:t>
-        <w:br/>
-        <w:t>New condominiums for out-of-state skiers and houses for Salt Lake commuters have spread across valley floors and up mountain flanks. With 6,200 residents, Park City has 1 real estate agent for every 17 people. Nationwide, the ratio is 1 to 250.</w:t>
-        <w:br/>
-        <w:t>A recent issue of Real Estate Weekly offered more properties -- 19 -- priced at more than $1 million than it did properties for less than $200,000 -- 16. For a mere $110,000, an "adventurous" buyer could get a "rustic mountain cabin," accessible in winter only by snowmobile.</w:t>
-        <w:br/>
-        <w:t>"We are getting the first 'scrapers' here -- someone knocks down a $1 million home to build a $5 million home," said Myles C. Rademan, a Philadelphia transplant who is the town's spokesman.</w:t>
-        <w:br/>
-        <w:t>Protesting the cost of growth, community leaders at Gov. Michael O. Leavitt's recent "growth summit" called for construction of more apartments and for a light-rail line along the Salt Lake corridor, home to 80 percent of the state's population.</w:t>
-        <w:br/>
-        <w:t>"Local governments must realize that they can't keep on zoning for quarter-acre lots," the Governor said in an interview, referring to new subdivisions that now blanket old ranch land.</w:t>
-        <w:br/>
-        <w:t>Last fall in a pre-election poll conducted for KPCW, a radio station here, voters listed their top concerns: growth (development), growth (population), housing (lack of affordability) and growth (loss of historical character).</w:t>
-        <w:br/>
-        <w:t>"The election issue was, How do we control growth?" said Mr. Klingenstein, an urban planning teacher and outspoken slow-growth advocate who won the largest number of votes in last fall's City Council race. "What I heard in the election was, People want a break from this."</w:t>
-        <w:br/>
-        <w:t>To keep working-class people in town, Park City is completing a $2.2 million project to build 210 units of affordable housing. To ease traffic, the city maintains a free bus loop from ski areas through Main Street. Last year, the buses carried one million riders, making the system the state's second largest, after Salt Lake City. This year the City Council decided to ease Main Street congestion by hiring attendants to park shoppers' cars on back streets.</w:t>
-        <w:br/>
-        <w:t>"The bottom line is that we will have to adopt some limits," predicted Hugh Daniels, a Councilman who runs the Old Miner's Lodge, a 100-year-old inn here.</w:t>
-        <w:br/>
-        <w:t>But Utah's strong tradition of western individualism is compounded by memories of the state's economic stagnation a half century ago. Last fall, Midway and St. George were the only Utah communities with building-permit curbs on the ballot. Both were rejected.</w:t>
-        <w:br/>
-        <w:t>In Park City, where condo-mania shows little sign of abating, bumper stickers started cropping up last summer on construction workers' pickup trucks. Addressing slow-growth advocates, they implored, "Please Make Welfare as Hard to Get as a Building Permit."</w:t>
-        <w:br/>
-        <w:br/>
-        <w:t>Graphic</w:t>
-        <w:br/>
-        <w:br/>
-        <w:t xml:space="preserve"> </w:t>
-        <w:br/>
-        <w:t>Photo: With the economy and tourism booming in Park City, Utah, construction is moving out of the valley and up into the mountains that attract skiers. (Tom Smart for The New York Times)</w:t>
+        <w:t>In South Salt Lake, she compared 78 houses that had been robbed with 98 that had not been broken into.</w:t>
       </w:r>
     </w:p>
     <w:sectPr>

--- a/example_articles/states/Utah/2.states_Utah_New_York_Times.docx
+++ b/example_articles/states/Utah/2.states_Utah_New_York_Times.docx
@@ -7,7 +7,9 @@
         <w:pStyle w:val="Heading1"/>
       </w:pPr>
       <w:r>
-        <w:t>STUDY SAYS HEDGES MAY STOP BURGLARS</w:t>
+        <w:t>TV VIEW;</w:t>
+        <w:br/>
+        <w:t>By Any Name, Roseanne Is Roseanne Is Roseanne</w:t>
       </w:r>
     </w:p>
     <w:p>
@@ -17,22 +19,22 @@
     </w:p>
     <w:p>
       <w:r>
-        <w:t>Date: 1983-11-17</w:t>
+        <w:t>Date: 1991-08-18</w:t>
       </w:r>
     </w:p>
     <w:p>
       <w:r>
-        <w:t>Section: Section C; Page 11, Column 3; Home Desk</w:t>
+        <w:t>Section: Section 2;; Section 2; Page 1; Column 2; Arts &amp; Leisure Desk; Column 2;; Biography; Chronology</w:t>
       </w:r>
     </w:p>
     <w:p>
       <w:r>
-        <w:t>Source file: NYT/35.DOCX</w:t>
+        <w:t>Source file: NYT/53.DOCX</w:t>
       </w:r>
     </w:p>
     <w:p>
       <w:r>
-        <w:t>Raw locations result, 'locations': ['Utah']</w:t>
+        <w:t>Raw locations result, 'locations': ['Utah', 'NA']</w:t>
       </w:r>
     </w:p>
     <w:p>
@@ -49,31 +51,89 @@
     </w:p>
     <w:p>
       <w:r>
-        <w:t>A neatly trimmed hedge could be as effective as a locked door in stopping a burglar, research by a University of Utah graduate student shows.</w:t>
+        <w:t>Ladies and gentlemen, meet the first, er, lady of Prime-Time Television, Roseanne Barr. Wait a minute. Make that Roseanne Arnold.</w:t>
         <w:br/>
-        <w:t>The student, Barbara B. Brown, who was awarded a Ph.D. in psychology recently, said psychological barriers are often as important as physical ones in preventing burglaries. Although a burglar could easily get around or over a hedge, she said, the would-be intruder will tend to obey its symbolic ''Keep Out'' message.</w:t>
+        <w:t>Whether as Barr or Arnold, Roseanne clearly loves to keep friends, fans and enemies off balance. She is not easy. She has cast aside many of the people who were crucial to her initial success, including her manager and agent. A prototypical outsider -- she grew up in Utah as a Jew who attended Mormon services -- she thumbs her nose at the Hollywood establishment and, indeed, all establishments. But even in that, she is not predictable; Roseanne promised her second husband, Tom Arnold, that she would take his name if he converted to Judaism, and has now asked to be referred to as Mrs. Arnold.</w:t>
         <w:br/>
-        <w:t>Comment on studies showing that hedges and other shrubbery planted around homes tend to discourage burglars (S)</w:t>
+        <w:t>The comedienne has gone down a bumpy and often dangerous road in the five years since her career began taking off nationally. It has been a journey that, in all likelihood, would have destroyed any other entertainer. She has certainly paid a public-relations price.</w:t>
         <w:br/>
-        <w:t>''Psychologists have long discussed the tendency of people to develop possessive feelings or have a sense of territoriality, particularly about their homes,'' she said. When the sense of territoriality is expressed through landscaping features, Dr. Brown said, burglars tend to respect it by avoiding that house.</w:t>
+        <w:t>This year, once again, the good citizens who confer the Emmy Awards have failed even to nominate Roseanne Arnold or her hit television show "Roseanne." But their uppity insult serves only to make the Emmys (which will be given out next Sunday, in a ceremony to be broadcast live on the Fox network at 8 P.M.) all the more irrelevant.</w:t>
         <w:br/>
-        <w:t>Her research confirmed that high fences and locked doors reduce the risk that a house will be robbed. But Dr. Brown found that many purely symbolic barriers seem to be just as effective in making a burglar decide against robbing a house.</w:t>
+        <w:t>In an era of skinny worship, she unapologetically vacillates between being fat and very fat, bragging with Rabelaisian gusto of her active sex life. After screeching her way through the National Anthem at a baseball game last summer, she even had George Bush denouncing her as "disgraceful."</w:t>
         <w:br/>
-        <w:t>She said even shrubs and trees planted near a house will reduce its chances of being robbed because the dwelling looks less exposed than a house without them.</w:t>
+        <w:t>Professing to be a militant feminist, she makes many prominent feminists uneasy, in some instances, apparently, because she's not terribly, well, feminine. An outspoken supporter of rights for gay men and lesbians, she can make wisecracks that leave both of those groups wincing. She refuses to take men seriously ("They are so funny to me, I just find them hysterical"). And her raucous antics, public and private, are calculated affronts to middle-class propriety.</w:t>
         <w:br/>
-        <w:t>''Residents who expressed pride in their homes, who believed their homes gave them privacy and who knew their neighbors were less likely to have experienced burglaries,'' she said.  ''The same principle applied to whole streets,'' she said. Cul-de-sacs had fewer burglaries than did straight streets, apparently because the enclosed nature of the area served as a symbolic barrier communicating a feeling of group possessiveness.</w:t>
+        <w:t>One fact, no doubt unsettling to the Emmy-conferring Academy of Television Arts and Sciences, just won't go away. Despite the fervent ill wishes of many bruised egos on the sidelines, "Roseanne," on Tuesday nights at 9 on ABC, continues to be one of commercial television's biggest hits, this past season remaining in the top 10, more often in the top 5 (detractors are often reduced to sputtering that it could have been a bigger hit).</w:t>
         <w:br/>
-        <w:t>In contrast, streets with traffic signs had more burglaries. She theorized that that was because they are used more by outsiders and therefore have little privacy.</w:t>
+        <w:t>For three years now, some experts, taking note of backstage chaos, have been predicting the demise of the show. In a recent magazine poll, posing the question: "Which of the following people, if any, would you least like to take a very long ride with?" Mrs. Arnold was first, ahead of Andrew Dice Clay.</w:t>
         <w:br/>
-        <w:t>In addition, she found that the kind of neighborhood a house is in affects its chances of being robbed. Houses in neighborhoods that convey a sense of territoriality because they are well kept and are isolated from business and industrial areas have the lowest risk.</w:t>
+        <w:t>But, obviously, a good many people out there like her. The ratings, as advertisers attest, can't be ignored. Who connects with this fiercely independent, caustic and difficult woman? The demographics indicate that her most loyal fans are women between the ages of 18 and 34. But that doesn't tell you much. The comic Alan King, on his Comedy Central interview series called "Inside the Comedy Mind," came closer when, opening a recent session with Mrs. Arnold, he rattled off a list of viewers she supposedly represents:</w:t>
         <w:br/>
-        <w:t>Dr. Brown said the psychological barrier presented by a neighborhood with a feeling of closed territoriality works even when it contains expensive houses, seemingly prime targets for burglars. On the other hand, she said, burglars will often rob working- class houses if the neighborhoods lack a sense of territoriality.</w:t>
+        <w:t>"The hopeless underclass of the female sex. Polyester-clad, overweight occupants of the slow track. Fast-food waitresses, factory workers, housewives -- members of the invisible pink-collar army. The despised, the jilted, the underpaid."</w:t>
         <w:br/>
-        <w:t>Dr. Brown conducted the research for her dissertation in two contrasting neighborhoods in the Salt Lake City area. She studied Olympus Hills, an upper-class suburban area, and South Salt Lake, an industrial section with a few residential areas containing mostly lower-middle-class and lower- income families.</w:t>
+        <w:t>Mrs. Arnold, her face lighting up with delight, said, "In other words, the coolest people." At the end of the half hour, Mr. King reminded Roseanne that she had once described herself as "one happy fat" woman. Would she stick with that? Laughing, Roseanne said she would only add two words: "One happy, smart, fat, rich" woman. Don't underestimate the "smart" element. Tackle Roseanne Arnold at your own risk.</w:t>
         <w:br/>
-        <w:t>Dr. Brown studied 300 houses in Olympus Hills. She looked at 100 houses that had been robbed and 100 that had not. She also studied an additional 100 houses that had not been robbed even though they were on streets where several burglaries had occurred.</w:t>
+        <w:t>Arsenio Hall got a taste of her wrath in January in a Home Box Office special called "Roseanne: Live From Trump Castle." Near the end of the embarrassingly messy show -- she said it was meant to be a takeoff of aging stars doing glitzy Las Vegas turns, but nobody got the joke -- the comedienne announced that she was fed up with Mr. Hall constantly using her as the butt of insulting fat jokes. She proceeded to issue a warning in the form of a capsule autobiography:</w:t>
         <w:br/>
-        <w:t>In South Salt Lake, she compared 78 houses that had been robbed with 98 that had not been broken into.</w:t>
+        <w:t>"I'm 37 years old. I've got four kids. I'm Jewish and I was raised in Salt Lake City, Utah. I was raised a Mormon and my dad sold crucifixes door-to-door to Mexicans. When I was 7, I fell down and bit off my whole lip and had to have that sewn back on. When I was 16, I got hit by a car and got my head impaled on the hood ornament. I got pregnant the first time I ever had sex. My parents made me give her up for adoption. I found her 18 years later after her face was splashed across the front page of The National Enquirer. Spent eight months in a state mental institution. Hitchhiked across country three times all by myself -- with hepatitis. Lived in a car, a cabin and a cave. Married a guy just because he had a [bleep] bathtub. Had three more kids. He treated me like [bleep] for 16 years and when I finally had the guts to dump that s.o.b., I have to pay him half the money I make for the rest of my goddamn life."</w:t>
+        <w:br/>
+        <w:t>The message to Mr. Hall: You want to mess with me? Don't even think about it. I've been through it all, and I'm as tough as they come.</w:t>
+        <w:br/>
+        <w:t>All of which seems belligerently clear enough, but then there are the inevitable Roseanne contradictions. During the same act, she sarcastically offered to say one nice thing about Mr. Hall: "It's not that often that we get to see a black nerd on television." Hoots from the audience. Then the Roseanne kicker: "I mean most nerds are white people, like you." More laughter, this time with a nervous edge. Then, inevitably, a month or so ago, Mrs. Arnold appeared on "The Arsenio Hall Show," and host and guest positively cooed over each other, promising to get together more often. The not to be overlooked upshot: Mr. Hall is no longer telling Roseanne fat jokes.</w:t>
+        <w:br/>
+        <w:t>Autobiography is an integral part of the Roseanne routine. The dividing line between the performer and woman is just about invisible. Her early "domestic goddess" act was all the more hilarious for its quite evident authenticity. And even stuffed into the formula of a sitcom, the comedienne transcends the working-class housewife character of Roseanne Conner with her own unmistakable personality.</w:t>
+        <w:br/>
+        <w:t>The series had its gestation in a 1987 HBO special that, tongue in cheek, constructed a sitcom framework around her stand-up performance. The current ABC series carries the credit "created by Matt Williams" but "developed by" would be more apt.</w:t>
+        <w:br/>
+        <w:t>Mrs. Arnold herself is clearly the creator in this territory. Much of the off-camera tumult has stemmed from her dissatisfaction with producers and writers she considered too bound to the traditional rules, or cliches, of weekly sitcom. Saying that she was being reduced to little more than zingy one-liners, she has insisted that more of her own concerns be allowed to emerge in the scripts.</w:t>
+        <w:br/>
+        <w:t>She has not been, to put it mildly, diplomatic. One executive producer, Jeff Harris, announced his 1990 departure with a large ad inVariety: "I have chosen not to return to the show next season. Instead, my wife and I have decided to share a vacation in the relative peace and quiet of Beirut." The star's subsequent comment: "Yeah, they're not going to think you're very funny in Beirut, either."</w:t>
+        <w:br/>
+        <w:t>This past season, Mrs. Arnold said that the series was trying to recruit writers among comics who have never written for television, people who "are off the beaten track and are real angry." In fact, much to the consternation of her detractors, the show is generally better (although some of the scripts attributed to Tom Arnold have been noticeably ragged). Beneath the sitcom surface, beyond the family crises that can be tidily solved in 22 minutes, "Roseanne" can be slyly subversive.</w:t>
+        <w:br/>
+        <w:t>This sitcom simply refuses to act like most of the others. Here is a show on which, not infrequently, people don't have enough money to buy things -- right in the heart of Consumerland. This particular family is strong enough to admit that they don't always like one another very much. Dan (John Goodman) is a construction worker who can't always find work. Roseanne has led a factory strike, been unemployed and now struggles along as a minimum-wage waitress in a coffee shop. She and the show don't bat an eye when her boss (Martin Mull) casually reveals that he is gay.</w:t>
+        <w:br/>
+        <w:t>This is not "Leave It to Beaver," obviously. It's also not "All in the Family." Far from being a dingbat like Edith Bunker, Roseanne Conner is in charge, and her big teddy-bear of a husband, still clearly lusting for her, couldn't be happier. Mrs. Arnold has acknowledged some debt to Jackie Gleason, another top banana who never got even an honorary award from the Emmy people, but his Ralph Kramden was a considerably safer character than the militant Roseanne Conner.</w:t>
+        <w:br/>
+        <w:t>Writing in The New Republic magazine, Barbara Ehrenreich describes Mrs. Arnold's stance as "proletarian feminism," something that is not "a professional, careerist woman's thing." In The National Review, on the other hand, Jim Atkinson, referring to the comedienne as "the Hulk Hogan of feminism," perceives her as "a cunning marketeer who has figured out how to parlay a form of vulgar reverse sexism into stardom." Tom Arnold, grinning affably during a television interview, put still another spin on the Roseanne phenomenon: "We're America's worst nightmare -- white trash with money."</w:t>
+        <w:br/>
+        <w:t>There are those among her former and present colleagues who insist that Mrs. Arnold thrives on discord, working best in conditions of turmoil. There is always the possibility that, at any given moment, she may stumble across the threshold of career disintegration. One thing is certain: she will not sit still long enough to be pigeonholed.</w:t>
+        <w:br/>
+        <w:t xml:space="preserve"> </w:t>
+        <w:br/>
+        <w:t xml:space="preserve"> </w:t>
+        <w:br/>
+        <w:t>RARELY A DULL MOMENT</w:t>
+        <w:br/>
+        <w:t xml:space="preserve"> Some of the more memorable events in Roseanne Barr's life as a star:</w:t>
+        <w:br/>
+        <w:t>October 1988: "Roseanne" has its debut on ABC and becomes one of the top three series on TV.</w:t>
+        <w:br/>
+        <w:t>January 1989: Matt Williams, an executive producer for "Roseanne" credited with its creation, is forced off the show by the star, who says either he goes or she will.</w:t>
+        <w:br/>
+        <w:t>September 1989: "Roseanne: My Life as a Woman" is published and becomes a best seller.</w:t>
+        <w:br/>
+        <w:t>December 1989: Her film debut, in "She-Devil" co-starring Meryl Streep, bombs at the box office.</w:t>
+        <w:br/>
+        <w:t>Jan. 20, 1990: Ms. Barr marries Tom Arnold, a comedian six years younger than she.</w:t>
+        <w:br/>
+        <w:t>March 1990: Jeff Harris, the series' executive producer, resigns and places an ad in Variety saying that he has decided to "vacation in the relative peace and quiet of Beirut."</w:t>
+        <w:br/>
+        <w:t>July 25, 1990: The comedienne sings "The Star-Spangled Banner" (in photograph) off key, grabs her crotch and spits at a Padres-Reds double header in San Diego.</w:t>
+        <w:br/>
+        <w:t>September 1990: "Little Rosie," an animated children's show featuring the comedienne's voice, has its debut on ABC but lasts only one season, because the network insists that more boys be added and the star refuses.</w:t>
+        <w:br/>
+        <w:t>December 1990: Ms. Barr provides the voice of a wisecracking little girl in the film "Look Who's Talking Too."</w:t>
+        <w:br/>
+        <w:t>June 1991: Roseanne and Tom Arnold settle a $35 million lawsuit against The National Enquirer and The Star and regain their love letters, published by the tabloids. Terms of the settlement are not disclosed. The couple renews their marriage vows in a religious ceremony and Ms. Barr changes her professional name to Roseanne Arnold. -- Michael Kuby</w:t>
+        <w:br/>
+        <w:br/>
+        <w:t>Graphic</w:t>
+        <w:br/>
+        <w:br/>
+        <w:t xml:space="preserve"> </w:t>
+        <w:br/>
+        <w:t>Photos: The comedienne on the set of "Roseanne"--calculated affronts to middle-class propriety (Steve Goldstein for The New York Times) (pg. 1); Roseanne and Tom Arnold on the set of "Roseanne"--Detractors sputter. (Steve Goldstein for The New York Times); the comedienne sings "The Star Spangled Banner")(Andy Hayt/The National/Associated Press) (pg. 27)</w:t>
       </w:r>
     </w:p>
     <w:sectPr>
